--- a/Ground Support Controls/GUI-Python/ARC GUI Operators Manual.docx
+++ b/Ground Support Controls/GUI-Python/ARC GUI Operators Manual.docx
@@ -1443,7 +1443,7 @@
             <w:noProof/>
             <w:webHidden/>
           </w:rPr>
-          <w:t>9</w:t>
+          <w:t>10</w:t>
         </w:r>
         <w:r>
           <w:rPr>
@@ -2142,7 +2142,7 @@
             <w:noProof/>
             <w:webHidden/>
           </w:rPr>
-          <w:t>11</w:t>
+          <w:t>12</w:t>
         </w:r>
         <w:r>
           <w:rPr>
@@ -2772,7 +2772,7 @@
             <w:noProof/>
             <w:webHidden/>
           </w:rPr>
-          <w:t>13</w:t>
+          <w:t>14</w:t>
         </w:r>
         <w:r>
           <w:rPr>
@@ -3269,20 +3269,16 @@
             <w:noProof/>
             <w:webHidden/>
           </w:rPr>
-        </w:r>
-        <w:r>
-          <w:rPr>
-            <w:noProof/>
-            <w:webHidden/>
-          </w:rPr>
           <w:fldChar w:fldCharType="separate"/>
         </w:r>
         <w:r>
           <w:rPr>
-            <w:noProof/>
-            <w:webHidden/>
-          </w:rPr>
-          <w:t>19</w:t>
+            <w:b/>
+            <w:bCs/>
+            <w:noProof/>
+            <w:webHidden/>
+          </w:rPr>
+          <w:t>Error! Bookmark not defined.</w:t>
         </w:r>
         <w:r>
           <w:rPr>
@@ -4167,8 +4163,20 @@
           <w:sz w:val="22"/>
           <w:szCs w:val="22"/>
         </w:rPr>
-        <w:t>.json</w:t>
-      </w:r>
+        <w:t>.</w:t>
+      </w:r>
+      <w:proofErr w:type="spellStart"/>
+      <w:r>
+        <w:rPr>
+          <w:i w:val="0"/>
+          <w:iCs/>
+          <w:color w:val="000000" w:themeColor="text1"/>
+          <w:sz w:val="22"/>
+          <w:szCs w:val="22"/>
+        </w:rPr>
+        <w:t>json</w:t>
+      </w:r>
+      <w:proofErr w:type="spellEnd"/>
       <w:r>
         <w:rPr>
           <w:i w:val="0"/>
@@ -4942,8 +4950,16 @@
         <w:rPr>
           <w:lang w:eastAsia="ar-SA"/>
         </w:rPr>
-        <w:t>the .json</w:t>
-      </w:r>
+        <w:t>the .</w:t>
+      </w:r>
+      <w:proofErr w:type="spellStart"/>
+      <w:r>
+        <w:rPr>
+          <w:lang w:eastAsia="ar-SA"/>
+        </w:rPr>
+        <w:t>json</w:t>
+      </w:r>
+      <w:proofErr w:type="spellEnd"/>
       <w:proofErr w:type="gramEnd"/>
       <w:r>
         <w:rPr>
@@ -5566,7 +5582,21 @@
         <w:rPr>
           <w:lang w:eastAsia="ar-SA"/>
         </w:rPr>
-        <w:t>After opening the GUI, the user can load a preset .json file, start or stop the loaded preset, use the Kill Program button, and control digital outputs using the on-screen switches</w:t>
+        <w:t>After opening the GUI, the user can load a preset .</w:t>
+      </w:r>
+      <w:proofErr w:type="spellStart"/>
+      <w:r>
+        <w:rPr>
+          <w:lang w:eastAsia="ar-SA"/>
+        </w:rPr>
+        <w:t>json</w:t>
+      </w:r>
+      <w:proofErr w:type="spellEnd"/>
+      <w:r>
+        <w:rPr>
+          <w:lang w:eastAsia="ar-SA"/>
+        </w:rPr>
+        <w:t xml:space="preserve"> file, start or stop the loaded preset, use the Kill Program button, and control digital outputs using the on-screen switches</w:t>
       </w:r>
       <w:r>
         <w:rPr>
@@ -6084,8 +6114,13 @@
       </w:r>
       <w:proofErr w:type="gramStart"/>
       <w:r>
-        <w:t>existing .json</w:t>
-      </w:r>
+        <w:t>existing .</w:t>
+      </w:r>
+      <w:proofErr w:type="spellStart"/>
+      <w:r>
+        <w:t>json</w:t>
+      </w:r>
+      <w:proofErr w:type="spellEnd"/>
       <w:proofErr w:type="gramEnd"/>
       <w:r>
         <w:t xml:space="preserve"> preset file</w:t>
@@ -6720,13 +6755,10 @@
           <w:sz w:val="22"/>
           <w:szCs w:val="22"/>
         </w:rPr>
-        <w:t>Make sure the saved .json file is accessible to the computer running the GUI.</w:t>
-      </w:r>
-    </w:p>
-    <w:p>
-      <w:pPr>
-        <w:pStyle w:val="InstructionalText"/>
-        <w:ind w:firstLine="720"/>
+        <w:t>Make sure the saved .</w:t>
+      </w:r>
+      <w:proofErr w:type="spellStart"/>
+      <w:r>
         <w:rPr>
           <w:i w:val="0"/>
           <w:iCs/>
@@ -6734,7 +6766,9 @@
           <w:sz w:val="22"/>
           <w:szCs w:val="22"/>
         </w:rPr>
-      </w:pPr>
+        <w:t>json</w:t>
+      </w:r>
+      <w:proofErr w:type="spellEnd"/>
       <w:r>
         <w:rPr>
           <w:i w:val="0"/>
@@ -6743,6 +6777,29 @@
           <w:sz w:val="22"/>
           <w:szCs w:val="22"/>
         </w:rPr>
+        <w:t xml:space="preserve"> file is accessible to the computer running the GUI.</w:t>
+      </w:r>
+    </w:p>
+    <w:p>
+      <w:pPr>
+        <w:pStyle w:val="InstructionalText"/>
+        <w:ind w:firstLine="720"/>
+        <w:rPr>
+          <w:i w:val="0"/>
+          <w:iCs/>
+          <w:color w:val="000000" w:themeColor="text1"/>
+          <w:sz w:val="22"/>
+          <w:szCs w:val="22"/>
+        </w:rPr>
+      </w:pPr>
+      <w:r>
+        <w:rPr>
+          <w:i w:val="0"/>
+          <w:iCs/>
+          <w:color w:val="000000" w:themeColor="text1"/>
+          <w:sz w:val="22"/>
+          <w:szCs w:val="22"/>
+        </w:rPr>
         <w:t>The Preset Editor does not save automatically. Users should save after making changes and before closing the software.</w:t>
       </w:r>
     </w:p>
@@ -7128,7 +7185,21 @@
         <w:rPr>
           <w:lang w:eastAsia="ar-SA"/>
         </w:rPr>
-        <w:t>Select the button labeled “Load Preset (.json).”</w:t>
+        <w:t>Select the button labeled “Load Preset (.</w:t>
+      </w:r>
+      <w:proofErr w:type="spellStart"/>
+      <w:r>
+        <w:rPr>
+          <w:lang w:eastAsia="ar-SA"/>
+        </w:rPr>
+        <w:t>json</w:t>
+      </w:r>
+      <w:proofErr w:type="spellEnd"/>
+      <w:r>
+        <w:rPr>
+          <w:lang w:eastAsia="ar-SA"/>
+        </w:rPr>
+        <w:t>).”</w:t>
       </w:r>
     </w:p>
     <w:p>
@@ -7153,8 +7224,16 @@
         <w:rPr>
           <w:lang w:eastAsia="ar-SA"/>
         </w:rPr>
-        <w:t>intended .json</w:t>
-      </w:r>
+        <w:t>intended .</w:t>
+      </w:r>
+      <w:proofErr w:type="spellStart"/>
+      <w:r>
+        <w:rPr>
+          <w:lang w:eastAsia="ar-SA"/>
+        </w:rPr>
+        <w:t>json</w:t>
+      </w:r>
+      <w:proofErr w:type="spellEnd"/>
       <w:proofErr w:type="gramEnd"/>
       <w:r>
         <w:rPr>
@@ -7218,8 +7297,16 @@
         <w:rPr>
           <w:lang w:eastAsia="ar-SA"/>
         </w:rPr>
-        <w:t>valid .json</w:t>
-      </w:r>
+        <w:t>valid .</w:t>
+      </w:r>
+      <w:proofErr w:type="spellStart"/>
+      <w:r>
+        <w:rPr>
+          <w:lang w:eastAsia="ar-SA"/>
+        </w:rPr>
+        <w:t>json</w:t>
+      </w:r>
+      <w:proofErr w:type="spellEnd"/>
       <w:proofErr w:type="gramEnd"/>
       <w:r>
         <w:rPr>
@@ -7306,8 +7393,16 @@
         <w:rPr>
           <w:lang w:eastAsia="ar-SA"/>
         </w:rPr>
-        <w:t>intended .json</w:t>
-      </w:r>
+        <w:t>intended .</w:t>
+      </w:r>
+      <w:proofErr w:type="spellStart"/>
+      <w:r>
+        <w:rPr>
+          <w:lang w:eastAsia="ar-SA"/>
+        </w:rPr>
+        <w:t>json</w:t>
+      </w:r>
+      <w:proofErr w:type="spellEnd"/>
       <w:proofErr w:type="gramEnd"/>
       <w:r>
         <w:rPr>
@@ -8943,8 +9038,18 @@
                 <w:color w:val="000000" w:themeColor="text1"/>
                 <w:szCs w:val="22"/>
               </w:rPr>
-              <w:t xml:space="preserve"> .json</w:t>
+              <w:t xml:space="preserve"> .</w:t>
             </w:r>
+            <w:proofErr w:type="spellStart"/>
+            <w:r>
+              <w:rPr>
+                <w:i w:val="0"/>
+                <w:color w:val="000000" w:themeColor="text1"/>
+                <w:szCs w:val="22"/>
+              </w:rPr>
+              <w:t>json</w:t>
+            </w:r>
+            <w:proofErr w:type="spellEnd"/>
             <w:proofErr w:type="gramEnd"/>
             <w:r>
               <w:rPr>
@@ -9627,8 +9732,18 @@
                 <w:color w:val="000000" w:themeColor="text1"/>
                 <w:szCs w:val="22"/>
               </w:rPr>
-              <w:t xml:space="preserve"> .json</w:t>
+              <w:t xml:space="preserve"> .</w:t>
             </w:r>
+            <w:proofErr w:type="spellStart"/>
+            <w:r>
+              <w:rPr>
+                <w:i w:val="0"/>
+                <w:color w:val="000000" w:themeColor="text1"/>
+                <w:szCs w:val="22"/>
+              </w:rPr>
+              <w:t>json</w:t>
+            </w:r>
+            <w:proofErr w:type="spellEnd"/>
             <w:r>
               <w:rPr>
                 <w:i w:val="0"/>
@@ -9716,7 +9831,25 @@
                 <w:color w:val="000000" w:themeColor="text1"/>
                 <w:szCs w:val="22"/>
               </w:rPr>
-              <w:t xml:space="preserve"> .json </w:t>
+              <w:t xml:space="preserve"> .</w:t>
+            </w:r>
+            <w:proofErr w:type="spellStart"/>
+            <w:r>
+              <w:rPr>
+                <w:i w:val="0"/>
+                <w:color w:val="000000" w:themeColor="text1"/>
+                <w:szCs w:val="22"/>
+              </w:rPr>
+              <w:t>json</w:t>
+            </w:r>
+            <w:proofErr w:type="spellEnd"/>
+            <w:r>
+              <w:rPr>
+                <w:i w:val="0"/>
+                <w:color w:val="000000" w:themeColor="text1"/>
+                <w:szCs w:val="22"/>
+              </w:rPr>
+              <w:t xml:space="preserve"> </w:t>
             </w:r>
             <w:r>
               <w:rPr>
@@ -11599,8 +11732,21 @@
                 <w:szCs w:val="22"/>
                 <w:lang w:eastAsia="ja-JP"/>
               </w:rPr>
-              <w:t>valid .json</w:t>
+              <w:t>valid .</w:t>
             </w:r>
+            <w:proofErr w:type="spellStart"/>
+            <w:r>
+              <w:rPr>
+                <w:rFonts w:cs="Arial"/>
+                <w:i w:val="0"/>
+                <w:color w:val="000000" w:themeColor="text1"/>
+                <w:sz w:val="22"/>
+                <w:szCs w:val="22"/>
+                <w:lang w:eastAsia="ja-JP"/>
+              </w:rPr>
+              <w:t>json</w:t>
+            </w:r>
+            <w:proofErr w:type="spellEnd"/>
             <w:proofErr w:type="gramEnd"/>
             <w:r>
               <w:rPr>
@@ -11676,7 +11822,31 @@
                 <w:szCs w:val="22"/>
                 <w:lang w:eastAsia="ja-JP"/>
               </w:rPr>
-              <w:t>The selected .json file does not match the expected preset format.</w:t>
+              <w:t>The selected .</w:t>
+            </w:r>
+            <w:proofErr w:type="spellStart"/>
+            <w:r>
+              <w:rPr>
+                <w:rFonts w:cs="Arial"/>
+                <w:i w:val="0"/>
+                <w:color w:val="000000" w:themeColor="text1"/>
+                <w:sz w:val="22"/>
+                <w:szCs w:val="22"/>
+                <w:lang w:eastAsia="ja-JP"/>
+              </w:rPr>
+              <w:t>json</w:t>
+            </w:r>
+            <w:proofErr w:type="spellEnd"/>
+            <w:r>
+              <w:rPr>
+                <w:rFonts w:cs="Arial"/>
+                <w:i w:val="0"/>
+                <w:color w:val="000000" w:themeColor="text1"/>
+                <w:sz w:val="22"/>
+                <w:szCs w:val="22"/>
+                <w:lang w:eastAsia="ja-JP"/>
+              </w:rPr>
+              <w:t xml:space="preserve"> file does not match the expected preset format.</w:t>
             </w:r>
           </w:p>
         </w:tc>
@@ -12123,8 +12293,21 @@
                 <w:szCs w:val="22"/>
                 <w:lang w:eastAsia="ja-JP"/>
               </w:rPr>
-              <w:t>valid .json</w:t>
+              <w:t>valid .</w:t>
             </w:r>
+            <w:proofErr w:type="spellStart"/>
+            <w:r>
+              <w:rPr>
+                <w:rFonts w:cs="Arial"/>
+                <w:i w:val="0"/>
+                <w:color w:val="000000" w:themeColor="text1"/>
+                <w:sz w:val="22"/>
+                <w:szCs w:val="22"/>
+                <w:lang w:eastAsia="ja-JP"/>
+              </w:rPr>
+              <w:t>json</w:t>
+            </w:r>
+            <w:proofErr w:type="spellEnd"/>
             <w:proofErr w:type="gramEnd"/>
             <w:r>
               <w:rPr>
@@ -13289,7 +13472,25 @@
           <w:iCs/>
           <w:color w:val="000000" w:themeColor="text1"/>
         </w:rPr>
-        <w:t>If a preset does not load, users should confirm that the selected file is a .json file created by the Preset Editor. Preset files should not be manually edited unless the user understands the required file structure.</w:t>
+        <w:t>If a preset does not load, users should confirm that the selected file is a .</w:t>
+      </w:r>
+      <w:proofErr w:type="spellStart"/>
+      <w:r>
+        <w:rPr>
+          <w:i w:val="0"/>
+          <w:iCs/>
+          <w:color w:val="000000" w:themeColor="text1"/>
+        </w:rPr>
+        <w:t>json</w:t>
+      </w:r>
+      <w:proofErr w:type="spellEnd"/>
+      <w:r>
+        <w:rPr>
+          <w:i w:val="0"/>
+          <w:iCs/>
+          <w:color w:val="000000" w:themeColor="text1"/>
+        </w:rPr>
+        <w:t xml:space="preserve"> file created by the Preset Editor. Preset files should not be manually edited unless the user understands the required file structure.</w:t>
       </w:r>
     </w:p>
     <w:p>

--- a/Ground Support Controls/GUI-Python/ARC GUI Operators Manual.docx
+++ b/Ground Support Controls/GUI-Python/ARC GUI Operators Manual.docx
@@ -105,6 +105,9 @@
       <w:r>
         <w:t xml:space="preserve"> for use with release Alpha 1.0</w:t>
       </w:r>
+      <w:r>
+        <w:t>.1</w:t>
+      </w:r>
     </w:p>
     <w:p>
       <w:pPr>
@@ -1443,7 +1446,7 @@
             <w:noProof/>
             <w:webHidden/>
           </w:rPr>
-          <w:t>10</w:t>
+          <w:t>9</w:t>
         </w:r>
         <w:r>
           <w:rPr>
@@ -2142,7 +2145,7 @@
             <w:noProof/>
             <w:webHidden/>
           </w:rPr>
-          <w:t>12</w:t>
+          <w:t>11</w:t>
         </w:r>
         <w:r>
           <w:rPr>
@@ -2772,7 +2775,7 @@
             <w:noProof/>
             <w:webHidden/>
           </w:rPr>
-          <w:t>14</w:t>
+          <w:t>13</w:t>
         </w:r>
         <w:r>
           <w:rPr>
@@ -3269,16 +3272,20 @@
             <w:noProof/>
             <w:webHidden/>
           </w:rPr>
+        </w:r>
+        <w:r>
+          <w:rPr>
+            <w:noProof/>
+            <w:webHidden/>
+          </w:rPr>
           <w:fldChar w:fldCharType="separate"/>
         </w:r>
         <w:r>
           <w:rPr>
-            <w:b/>
-            <w:bCs/>
-            <w:noProof/>
-            <w:webHidden/>
-          </w:rPr>
-          <w:t>Error! Bookmark not defined.</w:t>
+            <w:noProof/>
+            <w:webHidden/>
+          </w:rPr>
+          <w:t>19</w:t>
         </w:r>
         <w:r>
           <w:rPr>
@@ -4163,20 +4170,8 @@
           <w:sz w:val="22"/>
           <w:szCs w:val="22"/>
         </w:rPr>
-        <w:t>.</w:t>
-      </w:r>
-      <w:proofErr w:type="spellStart"/>
-      <w:r>
-        <w:rPr>
-          <w:i w:val="0"/>
-          <w:iCs/>
-          <w:color w:val="000000" w:themeColor="text1"/>
-          <w:sz w:val="22"/>
-          <w:szCs w:val="22"/>
-        </w:rPr>
-        <w:t>json</w:t>
-      </w:r>
-      <w:proofErr w:type="spellEnd"/>
+        <w:t>.json</w:t>
+      </w:r>
       <w:r>
         <w:rPr>
           <w:i w:val="0"/>
@@ -4501,6 +4496,26 @@
         </w:rPr>
         <w:t xml:space="preserve"> should be treated as experimental.</w:t>
       </w:r>
+      <w:r>
+        <w:rPr>
+          <w:lang w:eastAsia="ar-SA"/>
+        </w:rPr>
+        <w:t xml:space="preserve"> Additionally, the fault detection system has also </w:t>
+      </w:r>
+      <w:r>
+        <w:rPr>
+          <w:b/>
+          <w:bCs/>
+          <w:lang w:eastAsia="ar-SA"/>
+        </w:rPr>
+        <w:t>not</w:t>
+      </w:r>
+      <w:r>
+        <w:rPr>
+          <w:lang w:eastAsia="ar-SA"/>
+        </w:rPr>
+        <w:t xml:space="preserve"> been tested.</w:t>
+      </w:r>
     </w:p>
     <w:p>
       <w:pPr>
@@ -4950,16 +4965,8 @@
         <w:rPr>
           <w:lang w:eastAsia="ar-SA"/>
         </w:rPr>
-        <w:t>the .</w:t>
-      </w:r>
-      <w:proofErr w:type="spellStart"/>
-      <w:r>
-        <w:rPr>
-          <w:lang w:eastAsia="ar-SA"/>
-        </w:rPr>
-        <w:t>json</w:t>
-      </w:r>
-      <w:proofErr w:type="spellEnd"/>
+        <w:t>the .json</w:t>
+      </w:r>
       <w:proofErr w:type="gramEnd"/>
       <w:r>
         <w:rPr>
@@ -5582,21 +5589,7 @@
         <w:rPr>
           <w:lang w:eastAsia="ar-SA"/>
         </w:rPr>
-        <w:t>After opening the GUI, the user can load a preset .</w:t>
-      </w:r>
-      <w:proofErr w:type="spellStart"/>
-      <w:r>
-        <w:rPr>
-          <w:lang w:eastAsia="ar-SA"/>
-        </w:rPr>
-        <w:t>json</w:t>
-      </w:r>
-      <w:proofErr w:type="spellEnd"/>
-      <w:r>
-        <w:rPr>
-          <w:lang w:eastAsia="ar-SA"/>
-        </w:rPr>
-        <w:t xml:space="preserve"> file, start or stop the loaded preset, use the Kill Program button, and control digital outputs using the on-screen switches</w:t>
+        <w:t>After opening the GUI, the user can load a preset .json file, start or stop the loaded preset, use the Kill Program button, and control digital outputs using the on-screen switches</w:t>
       </w:r>
       <w:r>
         <w:rPr>
@@ -6114,13 +6107,8 @@
       </w:r>
       <w:proofErr w:type="gramStart"/>
       <w:r>
-        <w:t>existing .</w:t>
-      </w:r>
-      <w:proofErr w:type="spellStart"/>
-      <w:r>
-        <w:t>json</w:t>
-      </w:r>
-      <w:proofErr w:type="spellEnd"/>
+        <w:t>existing .json</w:t>
+      </w:r>
       <w:proofErr w:type="gramEnd"/>
       <w:r>
         <w:t xml:space="preserve"> preset file</w:t>
@@ -6755,10 +6743,13 @@
           <w:sz w:val="22"/>
           <w:szCs w:val="22"/>
         </w:rPr>
-        <w:t>Make sure the saved .</w:t>
-      </w:r>
-      <w:proofErr w:type="spellStart"/>
-      <w:r>
+        <w:t>Make sure the saved .json file is accessible to the computer running the GUI.</w:t>
+      </w:r>
+    </w:p>
+    <w:p>
+      <w:pPr>
+        <w:pStyle w:val="InstructionalText"/>
+        <w:ind w:firstLine="720"/>
         <w:rPr>
           <w:i w:val="0"/>
           <w:iCs/>
@@ -6766,9 +6757,7 @@
           <w:sz w:val="22"/>
           <w:szCs w:val="22"/>
         </w:rPr>
-        <w:t>json</w:t>
-      </w:r>
-      <w:proofErr w:type="spellEnd"/>
+      </w:pPr>
       <w:r>
         <w:rPr>
           <w:i w:val="0"/>
@@ -6777,29 +6766,6 @@
           <w:sz w:val="22"/>
           <w:szCs w:val="22"/>
         </w:rPr>
-        <w:t xml:space="preserve"> file is accessible to the computer running the GUI.</w:t>
-      </w:r>
-    </w:p>
-    <w:p>
-      <w:pPr>
-        <w:pStyle w:val="InstructionalText"/>
-        <w:ind w:firstLine="720"/>
-        <w:rPr>
-          <w:i w:val="0"/>
-          <w:iCs/>
-          <w:color w:val="000000" w:themeColor="text1"/>
-          <w:sz w:val="22"/>
-          <w:szCs w:val="22"/>
-        </w:rPr>
-      </w:pPr>
-      <w:r>
-        <w:rPr>
-          <w:i w:val="0"/>
-          <w:iCs/>
-          <w:color w:val="000000" w:themeColor="text1"/>
-          <w:sz w:val="22"/>
-          <w:szCs w:val="22"/>
-        </w:rPr>
         <w:t>The Preset Editor does not save automatically. Users should save after making changes and before closing the software.</w:t>
       </w:r>
     </w:p>
@@ -7185,21 +7151,7 @@
         <w:rPr>
           <w:lang w:eastAsia="ar-SA"/>
         </w:rPr>
-        <w:t>Select the button labeled “Load Preset (.</w:t>
-      </w:r>
-      <w:proofErr w:type="spellStart"/>
-      <w:r>
-        <w:rPr>
-          <w:lang w:eastAsia="ar-SA"/>
-        </w:rPr>
-        <w:t>json</w:t>
-      </w:r>
-      <w:proofErr w:type="spellEnd"/>
-      <w:r>
-        <w:rPr>
-          <w:lang w:eastAsia="ar-SA"/>
-        </w:rPr>
-        <w:t>).”</w:t>
+        <w:t>Select the button labeled “Load Preset (.json).”</w:t>
       </w:r>
     </w:p>
     <w:p>
@@ -7224,16 +7176,8 @@
         <w:rPr>
           <w:lang w:eastAsia="ar-SA"/>
         </w:rPr>
-        <w:t>intended .</w:t>
-      </w:r>
-      <w:proofErr w:type="spellStart"/>
-      <w:r>
-        <w:rPr>
-          <w:lang w:eastAsia="ar-SA"/>
-        </w:rPr>
-        <w:t>json</w:t>
-      </w:r>
-      <w:proofErr w:type="spellEnd"/>
+        <w:t>intended .json</w:t>
+      </w:r>
       <w:proofErr w:type="gramEnd"/>
       <w:r>
         <w:rPr>
@@ -7297,16 +7241,8 @@
         <w:rPr>
           <w:lang w:eastAsia="ar-SA"/>
         </w:rPr>
-        <w:t>valid .</w:t>
-      </w:r>
-      <w:proofErr w:type="spellStart"/>
-      <w:r>
-        <w:rPr>
-          <w:lang w:eastAsia="ar-SA"/>
-        </w:rPr>
-        <w:t>json</w:t>
-      </w:r>
-      <w:proofErr w:type="spellEnd"/>
+        <w:t>valid .json</w:t>
+      </w:r>
       <w:proofErr w:type="gramEnd"/>
       <w:r>
         <w:rPr>
@@ -7393,16 +7329,8 @@
         <w:rPr>
           <w:lang w:eastAsia="ar-SA"/>
         </w:rPr>
-        <w:t>intended .</w:t>
-      </w:r>
-      <w:proofErr w:type="spellStart"/>
-      <w:r>
-        <w:rPr>
-          <w:lang w:eastAsia="ar-SA"/>
-        </w:rPr>
-        <w:t>json</w:t>
-      </w:r>
-      <w:proofErr w:type="spellEnd"/>
+        <w:t>intended .json</w:t>
+      </w:r>
       <w:proofErr w:type="gramEnd"/>
       <w:r>
         <w:rPr>
@@ -9038,18 +8966,8 @@
                 <w:color w:val="000000" w:themeColor="text1"/>
                 <w:szCs w:val="22"/>
               </w:rPr>
-              <w:t xml:space="preserve"> .</w:t>
+              <w:t xml:space="preserve"> .json</w:t>
             </w:r>
-            <w:proofErr w:type="spellStart"/>
-            <w:r>
-              <w:rPr>
-                <w:i w:val="0"/>
-                <w:color w:val="000000" w:themeColor="text1"/>
-                <w:szCs w:val="22"/>
-              </w:rPr>
-              <w:t>json</w:t>
-            </w:r>
-            <w:proofErr w:type="spellEnd"/>
             <w:proofErr w:type="gramEnd"/>
             <w:r>
               <w:rPr>
@@ -9732,18 +9650,8 @@
                 <w:color w:val="000000" w:themeColor="text1"/>
                 <w:szCs w:val="22"/>
               </w:rPr>
-              <w:t xml:space="preserve"> .</w:t>
+              <w:t xml:space="preserve"> .json</w:t>
             </w:r>
-            <w:proofErr w:type="spellStart"/>
-            <w:r>
-              <w:rPr>
-                <w:i w:val="0"/>
-                <w:color w:val="000000" w:themeColor="text1"/>
-                <w:szCs w:val="22"/>
-              </w:rPr>
-              <w:t>json</w:t>
-            </w:r>
-            <w:proofErr w:type="spellEnd"/>
             <w:r>
               <w:rPr>
                 <w:i w:val="0"/>
@@ -9831,25 +9739,7 @@
                 <w:color w:val="000000" w:themeColor="text1"/>
                 <w:szCs w:val="22"/>
               </w:rPr>
-              <w:t xml:space="preserve"> .</w:t>
-            </w:r>
-            <w:proofErr w:type="spellStart"/>
-            <w:r>
-              <w:rPr>
-                <w:i w:val="0"/>
-                <w:color w:val="000000" w:themeColor="text1"/>
-                <w:szCs w:val="22"/>
-              </w:rPr>
-              <w:t>json</w:t>
-            </w:r>
-            <w:proofErr w:type="spellEnd"/>
-            <w:r>
-              <w:rPr>
-                <w:i w:val="0"/>
-                <w:color w:val="000000" w:themeColor="text1"/>
-                <w:szCs w:val="22"/>
-              </w:rPr>
-              <w:t xml:space="preserve"> </w:t>
+              <w:t xml:space="preserve"> .json </w:t>
             </w:r>
             <w:r>
               <w:rPr>
@@ -11732,21 +11622,8 @@
                 <w:szCs w:val="22"/>
                 <w:lang w:eastAsia="ja-JP"/>
               </w:rPr>
-              <w:t>valid .</w:t>
+              <w:t>valid .json</w:t>
             </w:r>
-            <w:proofErr w:type="spellStart"/>
-            <w:r>
-              <w:rPr>
-                <w:rFonts w:cs="Arial"/>
-                <w:i w:val="0"/>
-                <w:color w:val="000000" w:themeColor="text1"/>
-                <w:sz w:val="22"/>
-                <w:szCs w:val="22"/>
-                <w:lang w:eastAsia="ja-JP"/>
-              </w:rPr>
-              <w:t>json</w:t>
-            </w:r>
-            <w:proofErr w:type="spellEnd"/>
             <w:proofErr w:type="gramEnd"/>
             <w:r>
               <w:rPr>
@@ -11822,31 +11699,7 @@
                 <w:szCs w:val="22"/>
                 <w:lang w:eastAsia="ja-JP"/>
               </w:rPr>
-              <w:t>The selected .</w:t>
-            </w:r>
-            <w:proofErr w:type="spellStart"/>
-            <w:r>
-              <w:rPr>
-                <w:rFonts w:cs="Arial"/>
-                <w:i w:val="0"/>
-                <w:color w:val="000000" w:themeColor="text1"/>
-                <w:sz w:val="22"/>
-                <w:szCs w:val="22"/>
-                <w:lang w:eastAsia="ja-JP"/>
-              </w:rPr>
-              <w:t>json</w:t>
-            </w:r>
-            <w:proofErr w:type="spellEnd"/>
-            <w:r>
-              <w:rPr>
-                <w:rFonts w:cs="Arial"/>
-                <w:i w:val="0"/>
-                <w:color w:val="000000" w:themeColor="text1"/>
-                <w:sz w:val="22"/>
-                <w:szCs w:val="22"/>
-                <w:lang w:eastAsia="ja-JP"/>
-              </w:rPr>
-              <w:t xml:space="preserve"> file does not match the expected preset format.</w:t>
+              <w:t>The selected .json file does not match the expected preset format.</w:t>
             </w:r>
           </w:p>
         </w:tc>
@@ -12293,21 +12146,8 @@
                 <w:szCs w:val="22"/>
                 <w:lang w:eastAsia="ja-JP"/>
               </w:rPr>
-              <w:t>valid .</w:t>
+              <w:t>valid .json</w:t>
             </w:r>
-            <w:proofErr w:type="spellStart"/>
-            <w:r>
-              <w:rPr>
-                <w:rFonts w:cs="Arial"/>
-                <w:i w:val="0"/>
-                <w:color w:val="000000" w:themeColor="text1"/>
-                <w:sz w:val="22"/>
-                <w:szCs w:val="22"/>
-                <w:lang w:eastAsia="ja-JP"/>
-              </w:rPr>
-              <w:t>json</w:t>
-            </w:r>
-            <w:proofErr w:type="spellEnd"/>
             <w:proofErr w:type="gramEnd"/>
             <w:r>
               <w:rPr>
@@ -13472,25 +13312,7 @@
           <w:iCs/>
           <w:color w:val="000000" w:themeColor="text1"/>
         </w:rPr>
-        <w:t>If a preset does not load, users should confirm that the selected file is a .</w:t>
-      </w:r>
-      <w:proofErr w:type="spellStart"/>
-      <w:r>
-        <w:rPr>
-          <w:i w:val="0"/>
-          <w:iCs/>
-          <w:color w:val="000000" w:themeColor="text1"/>
-        </w:rPr>
-        <w:t>json</w:t>
-      </w:r>
-      <w:proofErr w:type="spellEnd"/>
-      <w:r>
-        <w:rPr>
-          <w:i w:val="0"/>
-          <w:iCs/>
-          <w:color w:val="000000" w:themeColor="text1"/>
-        </w:rPr>
-        <w:t xml:space="preserve"> file created by the Preset Editor. Preset files should not be manually edited unless the user understands the required file structure.</w:t>
+        <w:t>If a preset does not load, users should confirm that the selected file is a .json file created by the Preset Editor. Preset files should not be manually edited unless the user understands the required file structure.</w:t>
       </w:r>
     </w:p>
     <w:p>
@@ -13703,6 +13525,9 @@
       <w:t>UM Version 1.0 for release Alpha 1.0</w:t>
     </w:r>
     <w:r>
+      <w:t>.1</w:t>
+    </w:r>
+    <w:r>
       <w:tab/>
     </w:r>
     <w:r>
@@ -13753,6 +13578,9 @@
       <w:t xml:space="preserve"> for release Alpha 1.0</w:t>
     </w:r>
     <w:r>
+      <w:t>.1</w:t>
+    </w:r>
+    <w:r>
       <w:tab/>
     </w:r>
     <w:r>
@@ -13800,6 +13628,9 @@
     </w:pPr>
     <w:r>
       <w:t>UM Version 1.0 for release Alpha 1.0</w:t>
+    </w:r>
+    <w:r>
+      <w:t>.1</w:t>
     </w:r>
     <w:r>
       <w:tab/>
@@ -23351,16 +23182,25 @@
 </file>
 
 <file path=customXml/item1.xml><?xml version="1.0" encoding="utf-8"?>
-<?mso-contentType ?>
-<customXsn xmlns="http://schemas.microsoft.com/office/2006/metadata/customXsn">
-  <xsnLocation>https://share.cms.gov/office/ois/Services/XLCSC/Documents/Forms/Document/afb7fe7ef5aef69bcustomXsn.xsn</xsnLocation>
-  <cached>True</cached>
-  <openByDefault>False</openByDefault>
-  <xsnScope>https://share.cms.gov/office/ois/Services/XLCSC/Documents</xsnScope>
-</customXsn>
+<b:Sources xmlns:b="http://schemas.openxmlformats.org/officeDocument/2006/bibliography" xmlns="http://schemas.openxmlformats.org/officeDocument/2006/bibliography" SelectedStyle="\APA.XSL" StyleName="APA"/>
 </file>
 
 <file path=customXml/item2.xml><?xml version="1.0" encoding="utf-8"?>
+<p:properties xmlns:p="http://schemas.microsoft.com/office/2006/metadata/properties" xmlns:xsi="http://www.w3.org/2001/XMLSchema-instance">
+  <documentManagement>
+    <Phase xmlns="ce9b7293-7dfe-4d27-bf7f-b543d341c73b"/>
+    <Doc_x0020_Name xmlns="ce9b7293-7dfe-4d27-bf7f-b543d341c73b">63</Doc_x0020_Name>
+    <Document_x0020_Type xmlns="ce9b7293-7dfe-4d27-bf7f-b543d341c73b">Template - Artifact</Document_x0020_Type>
+    <Doc_x0020_Date xmlns="ce9b7293-7dfe-4d27-bf7f-b543d341c73b">2014-08-18T04:00:00+00:00</Doc_x0020_Date>
+    <Swim_x0020_Lane xmlns="ce9b7293-7dfe-4d27-bf7f-b543d341c73b"/>
+    <Doc_x0020_Version xmlns="ce9b7293-7dfe-4d27-bf7f-b543d341c73b">2.0</Doc_x0020_Version>
+    <Related_x0020_Documents xmlns="ce9b7293-7dfe-4d27-bf7f-b543d341c73b"/>
+    <Doc_x0020_Status xmlns="ce9b7293-7dfe-4d27-bf7f-b543d341c73b" xsi:nil="true"/>
+  </documentManagement>
+</p:properties>
+</file>
+
+<file path=customXml/item3.xml><?xml version="1.0" encoding="utf-8"?>
 <ct:contentTypeSchema xmlns:ct="http://schemas.microsoft.com/office/2006/metadata/contentType" xmlns:ma="http://schemas.microsoft.com/office/2006/metadata/properties/metaAttributes" ct:_="" ma:_="" ma:contentTypeName="Document" ma:contentTypeID="0x01010029C7FBC06C7BBA4EB65D441E09D0318A" ma:contentTypeVersion="21" ma:contentTypeDescription="Create a new document." ma:contentTypeScope="" ma:versionID="52e5f3a5fda14e302e435b672152bc20">
   <xsd:schema xmlns:xsd="http://www.w3.org/2001/XMLSchema" xmlns:xs="http://www.w3.org/2001/XMLSchema" xmlns:p="http://schemas.microsoft.com/office/2006/metadata/properties" xmlns:ns2="ce9b7293-7dfe-4d27-bf7f-b543d341c73b" targetNamespace="http://schemas.microsoft.com/office/2006/metadata/properties" ma:root="true" ma:fieldsID="c79febf957535e28bef7ba671aa78290" ns2:_="">
     <xsd:import namespace="ce9b7293-7dfe-4d27-bf7f-b543d341c73b"/>
@@ -23595,23 +23435,14 @@
 </ct:contentTypeSchema>
 </file>
 
-<file path=customXml/item3.xml><?xml version="1.0" encoding="utf-8"?>
-<p:properties xmlns:p="http://schemas.microsoft.com/office/2006/metadata/properties" xmlns:xsi="http://www.w3.org/2001/XMLSchema-instance">
-  <documentManagement>
-    <Phase xmlns="ce9b7293-7dfe-4d27-bf7f-b543d341c73b"/>
-    <Doc_x0020_Name xmlns="ce9b7293-7dfe-4d27-bf7f-b543d341c73b">63</Doc_x0020_Name>
-    <Document_x0020_Type xmlns="ce9b7293-7dfe-4d27-bf7f-b543d341c73b">Template - Artifact</Document_x0020_Type>
-    <Doc_x0020_Date xmlns="ce9b7293-7dfe-4d27-bf7f-b543d341c73b">2014-08-18T04:00:00+00:00</Doc_x0020_Date>
-    <Swim_x0020_Lane xmlns="ce9b7293-7dfe-4d27-bf7f-b543d341c73b"/>
-    <Doc_x0020_Version xmlns="ce9b7293-7dfe-4d27-bf7f-b543d341c73b">2.0</Doc_x0020_Version>
-    <Related_x0020_Documents xmlns="ce9b7293-7dfe-4d27-bf7f-b543d341c73b"/>
-    <Doc_x0020_Status xmlns="ce9b7293-7dfe-4d27-bf7f-b543d341c73b" xsi:nil="true"/>
-  </documentManagement>
-</p:properties>
-</file>
-
 <file path=customXml/item4.xml><?xml version="1.0" encoding="utf-8"?>
-<b:Sources xmlns:b="http://schemas.openxmlformats.org/officeDocument/2006/bibliography" xmlns="http://schemas.openxmlformats.org/officeDocument/2006/bibliography" SelectedStyle="\APA.XSL" StyleName="APA"/>
+<?mso-contentType ?>
+<customXsn xmlns="http://schemas.microsoft.com/office/2006/metadata/customXsn">
+  <xsnLocation>https://share.cms.gov/office/ois/Services/XLCSC/Documents/Forms/Document/afb7fe7ef5aef69bcustomXsn.xsn</xsnLocation>
+  <cached>True</cached>
+  <openByDefault>False</openByDefault>
+  <xsnScope>https://share.cms.gov/office/ois/Services/XLCSC/Documents</xsnScope>
+</customXsn>
 </file>
 
 <file path=customXml/item5.xml><?xml version="1.0" encoding="utf-8"?>
@@ -23624,14 +23455,23 @@
 </file>
 
 <file path=customXml/itemProps1.xml><?xml version="1.0" encoding="utf-8"?>
-<ds:datastoreItem xmlns:ds="http://schemas.openxmlformats.org/officeDocument/2006/customXml" ds:itemID="{0DC1964C-18B6-49F5-A920-0BDA24DC113B}">
+<ds:datastoreItem xmlns:ds="http://schemas.openxmlformats.org/officeDocument/2006/customXml" ds:itemID="{83C61653-FA08-48D0-A860-D65D9F6F5275}">
   <ds:schemaRefs>
-    <ds:schemaRef ds:uri="http://schemas.microsoft.com/office/2006/metadata/customXsn"/>
+    <ds:schemaRef ds:uri="http://schemas.openxmlformats.org/officeDocument/2006/bibliography"/>
   </ds:schemaRefs>
 </ds:datastoreItem>
 </file>
 
 <file path=customXml/itemProps2.xml><?xml version="1.0" encoding="utf-8"?>
+<ds:datastoreItem xmlns:ds="http://schemas.openxmlformats.org/officeDocument/2006/customXml" ds:itemID="{014EF446-D6CA-402C-8626-C6422135F7CD}">
+  <ds:schemaRefs>
+    <ds:schemaRef ds:uri="http://schemas.microsoft.com/office/2006/metadata/properties"/>
+    <ds:schemaRef ds:uri="ce9b7293-7dfe-4d27-bf7f-b543d341c73b"/>
+  </ds:schemaRefs>
+</ds:datastoreItem>
+</file>
+
+<file path=customXml/itemProps3.xml><?xml version="1.0" encoding="utf-8"?>
 <ds:datastoreItem xmlns:ds="http://schemas.openxmlformats.org/officeDocument/2006/customXml" ds:itemID="{0F103A96-D6D2-44A3-81D3-A9B70ED74B5E}">
   <ds:schemaRefs>
     <ds:schemaRef ds:uri="http://schemas.microsoft.com/office/2006/metadata/contentType"/>
@@ -23649,19 +23489,10 @@
 </ds:datastoreItem>
 </file>
 
-<file path=customXml/itemProps3.xml><?xml version="1.0" encoding="utf-8"?>
-<ds:datastoreItem xmlns:ds="http://schemas.openxmlformats.org/officeDocument/2006/customXml" ds:itemID="{014EF446-D6CA-402C-8626-C6422135F7CD}">
+<file path=customXml/itemProps4.xml><?xml version="1.0" encoding="utf-8"?>
+<ds:datastoreItem xmlns:ds="http://schemas.openxmlformats.org/officeDocument/2006/customXml" ds:itemID="{0DC1964C-18B6-49F5-A920-0BDA24DC113B}">
   <ds:schemaRefs>
-    <ds:schemaRef ds:uri="http://schemas.microsoft.com/office/2006/metadata/properties"/>
-    <ds:schemaRef ds:uri="ce9b7293-7dfe-4d27-bf7f-b543d341c73b"/>
-  </ds:schemaRefs>
-</ds:datastoreItem>
-</file>
-
-<file path=customXml/itemProps4.xml><?xml version="1.0" encoding="utf-8"?>
-<ds:datastoreItem xmlns:ds="http://schemas.openxmlformats.org/officeDocument/2006/customXml" ds:itemID="{83C61653-FA08-48D0-A860-D65D9F6F5275}">
-  <ds:schemaRefs>
-    <ds:schemaRef ds:uri="http://schemas.openxmlformats.org/officeDocument/2006/bibliography"/>
+    <ds:schemaRef ds:uri="http://schemas.microsoft.com/office/2006/metadata/customXsn"/>
   </ds:schemaRefs>
 </ds:datastoreItem>
 </file>
